--- a/public/templates/WES_Template.docx
+++ b/public/templates/WES_Template.docx
@@ -693,7 +693,7 @@
         <mc:AlternateContent>
           <mc:Choice Requires="wps">
             <w:drawing>
-              <wp:anchor distT="0" distB="0" distL="114300" distR="114300" simplePos="0" relativeHeight="251660288" behindDoc="0" locked="0" layoutInCell="1" allowOverlap="1">
+              <wp:anchor distT="0" distB="0" distL="114300" distR="114300" simplePos="0" relativeHeight="251660288" behindDoc="0" locked="0" layoutInCell="1" allowOverlap="1" wp14:anchorId="26B12944" wp14:editId="7588D96F">
                 <wp:simplePos x="0" y="0"/>
                 <wp:positionH relativeFrom="margin">
                   <wp:align>center</wp:align>
@@ -1016,6 +1016,7 @@
           </w:tcPr>
           <w:p>
             <w:pPr>
+              <w:ind w:right="440"/>
               <w:cnfStyle w:val="000000100000" w:firstRow="0" w:lastRow="0" w:firstColumn="0" w:lastColumn="0" w:oddVBand="0" w:evenVBand="0" w:oddHBand="1" w:evenHBand="0" w:firstRowFirstColumn="0" w:firstRowLastColumn="0" w:lastRowFirstColumn="0" w:lastRowLastColumn="0"/>
               <w:rPr>
                 <w:rFonts w:ascii="Arial" w:hAnsi="Arial" w:cs="Arial"/>
